--- a/KTP/КТП МДК 05.02 М2 курс.docx
+++ b/KTP/КТП МДК 05.02 М2 курс.docx
@@ -928,7 +928,7 @@
           <w:u w:val="single"/>
           <w:lang w:eastAsia="ru-RU"/>
         </w:rPr>
-        <w:t>60</w:t>
+        <w:t>96</w:t>
       </w:r>
       <w:r>
         <w:rPr>

--- a/KTP/КТП МДК 05.02 М2 курс.docx
+++ b/KTP/КТП МДК 05.02 М2 курс.docx
@@ -928,7 +928,7 @@
           <w:u w:val="single"/>
           <w:lang w:eastAsia="ru-RU"/>
         </w:rPr>
-        <w:t>96</w:t>
+        <w:t>60</w:t>
       </w:r>
       <w:r>
         <w:rPr>
@@ -965,7 +965,7 @@
           <w:szCs w:val="22"/>
           <w:lang w:eastAsia="ru-RU"/>
         </w:rPr>
-        <w:t>а</w:t>
+        <w:t>ов</w:t>
       </w:r>
       <w:r>
         <w:rPr>
@@ -1251,7 +1251,7 @@
           <w:sz w:val="22"/>
           <w:szCs w:val="22"/>
         </w:rPr>
-        <w:t>(часов).</w:t>
+        <w:t>(часа).</w:t>
       </w:r>
     </w:p>
     <w:p>

--- a/KTP/КТП МДК 05.02 М2 курс.docx
+++ b/KTP/КТП МДК 05.02 М2 курс.docx
@@ -7331,7 +7331,7 @@
                 <w:sz w:val="20"/>
                 <w:szCs w:val="20"/>
               </w:rPr>
-              <w:t>Стр. 5-89</w:t>
+              <w:t xml:space="preserve">ДИ 1, с. 165-180</w:t>
             </w:r>
           </w:p>
         </w:tc>
@@ -20854,7 +20854,7 @@
                 <w:sz w:val="20"/>
                 <w:szCs w:val="20"/>
               </w:rPr>
-              <w:t>Стр. 175-181</w:t>
+              <w:t xml:space="preserve">ОИ 3, с. 208-222</w:t>
             </w:r>
           </w:p>
         </w:tc>
@@ -21207,7 +21207,7 @@
                 <w:sz w:val="20"/>
                 <w:szCs w:val="20"/>
               </w:rPr>
-              <w:t>Стр. 182-188</w:t>
+              <w:t xml:space="preserve">ОИ 3, с. 223-237</w:t>
             </w:r>
           </w:p>
         </w:tc>
@@ -21541,7 +21541,7 @@
                 <w:sz w:val="20"/>
                 <w:szCs w:val="20"/>
               </w:rPr>
-              <w:t>Стр. 189-194</w:t>
+              <w:t xml:space="preserve">ОИ 3, с. 238-252</w:t>
             </w:r>
           </w:p>
         </w:tc>
@@ -24876,7 +24876,7 @@
                 <w:sz w:val="20"/>
                 <w:szCs w:val="20"/>
               </w:rPr>
-              <w:t>Стр. 203-218</w:t>
+              <w:t xml:space="preserve">ОИ 4, с. 212-232</w:t>
             </w:r>
           </w:p>
         </w:tc>
@@ -25198,7 +25198,7 @@
                 <w:sz w:val="20"/>
                 <w:szCs w:val="20"/>
               </w:rPr>
-              <w:t>Стр. 219-234</w:t>
+              <w:t xml:space="preserve">ОИ 4, с. 232-267</w:t>
             </w:r>
           </w:p>
         </w:tc>
@@ -25500,7 +25500,7 @@
                 <w:sz w:val="20"/>
                 <w:szCs w:val="20"/>
               </w:rPr>
-              <w:t>Стр. 263-284</w:t>
+              <w:t xml:space="preserve">ОИ 4, с. 267-310</w:t>
             </w:r>
           </w:p>
         </w:tc>

--- a/KTP/КТП МДК 05.02 М2 курс.docx
+++ b/KTP/КТП МДК 05.02 М2 курс.docx
@@ -1,6 +1,6 @@
 
 <file path=word/document.xml><?xml version="1.0" encoding="utf-8"?>
-<w:document xmlns:a="http://schemas.openxmlformats.org/drawingml/2006/main" xmlns:mc="http://schemas.openxmlformats.org/markup-compatibility/2006" xmlns:ns2="http://schemas.microsoft.com/office/word/2010/wordml" xmlns:ns4="http://schemas.microsoft.com/office/word/2010/wordprocessingDrawing" xmlns:ns7="http://schemas.microsoft.com/office/drawing/2010/main" xmlns:o="urn:schemas-microsoft-com:office:office" xmlns:v="urn:schemas-microsoft-com:vml" xmlns:w="http://schemas.openxmlformats.org/wordprocessingml/2006/main" xmlns:wp="http://schemas.openxmlformats.org/drawingml/2006/wordprocessingDrawing" xmlns:wps="http://schemas.microsoft.com/office/word/2010/wordprocessingShape" mc:Ignorable="w14 wp14">
+<w:document xmlns:mc="http://schemas.openxmlformats.org/markup-compatibility/2006" xmlns:ns2="http://schemas.microsoft.com/office/word/2010/wordml" xmlns:ns4="http://schemas.microsoft.com/office/word/2010/wordprocessingDrawing" xmlns:ns5="http://schemas.openxmlformats.org/drawingml/2006/main" xmlns:ns7="http://schemas.microsoft.com/office/drawing/2010/main" xmlns:o="urn:schemas-microsoft-com:office:office" xmlns:v="urn:schemas-microsoft-com:vml" xmlns:w="http://schemas.openxmlformats.org/wordprocessingml/2006/main" xmlns:wp="http://schemas.openxmlformats.org/drawingml/2006/wordprocessingDrawing" xmlns:wps="http://schemas.microsoft.com/office/word/2010/wordprocessingShape" mc:Ignorable="w14 wp14">
   <w:body>
     <w:p ns2:paraId="136CF6CE" ns2:textId="705F8392">
       <w:pPr>
@@ -1623,47 +1623,47 @@
                 <wp:wrapNone/>
                 <wp:docPr id="1" name="Rectangle 5"/>
                 <wp:cNvGraphicFramePr>
-                  <a:graphicFrameLocks/>
+                  <ns5:graphicFrameLocks/>
                 </wp:cNvGraphicFramePr>
-                <a:graphic>
-                  <a:graphicData uri="http://schemas.microsoft.com/office/word/2010/wordprocessingShape">
+                <ns5:graphic>
+                  <ns5:graphicData uri="http://schemas.microsoft.com/office/word/2010/wordprocessingShape">
                     <wps:wsp>
                       <wps:cNvSpPr>
-                        <a:spLocks noChangeArrowheads="1"/>
+                        <ns5:spLocks noChangeArrowheads="1"/>
                       </wps:cNvSpPr>
                       <wps:spPr bwMode="auto">
-                        <a:xfrm>
-                          <a:off x="0" y="0"/>
-                          <a:ext cx="361950" cy="310515"/>
-                        </a:xfrm>
-                        <a:prstGeom prst="rect">
-                          <a:avLst/>
-                        </a:prstGeom>
-                        <a:solidFill>
-                          <a:srgbClr val="FFFFFF"/>
-                        </a:solidFill>
-                        <a:ln>
-                          <a:noFill/>
-                        </a:ln>
-                        <a:extLst>
-                          <a:ext uri="{91240B29-F687-4F45-9708-019B960494DF}">
+                        <ns5:xfrm>
+                          <ns5:off x="0" y="0"/>
+                          <ns5:ext cx="361950" cy="310515"/>
+                        </ns5:xfrm>
+                        <ns5:prstGeom prst="rect">
+                          <ns5:avLst/>
+                        </ns5:prstGeom>
+                        <ns5:solidFill>
+                          <ns5:srgbClr val="FFFFFF"/>
+                        </ns5:solidFill>
+                        <ns5:ln>
+                          <ns5:noFill/>
+                        </ns5:ln>
+                        <ns5:extLst>
+                          <ns5:ext uri="{91240B29-F687-4F45-9708-019B960494DF}">
                             <ns7:hiddenLine w="9525">
-                              <a:solidFill>
-                                <a:srgbClr val="000000"/>
-                              </a:solidFill>
-                              <a:miter lim="800000"/>
-                              <a:headEnd/>
-                              <a:tailEnd/>
+                              <ns5:solidFill>
+                                <ns5:srgbClr val="000000"/>
+                              </ns5:solidFill>
+                              <ns5:miter lim="800000"/>
+                              <ns5:headEnd/>
+                              <ns5:tailEnd/>
                             </ns7:hiddenLine>
-                          </a:ext>
-                        </a:extLst>
+                          </ns5:ext>
+                        </ns5:extLst>
                       </wps:spPr>
                       <wps:bodyPr rot="0" vert="horz" wrap="square" lIns="91440" tIns="45720" rIns="91440" bIns="45720" anchor="t" anchorCtr="0" upright="1">
-                        <a:noAutofit/>
+                        <ns5:noAutofit/>
                       </wps:bodyPr>
                     </wps:wsp>
-                  </a:graphicData>
-                </a:graphic>
+                  </ns5:graphicData>
+                </ns5:graphic>
                 <ns4:sizeRelH relativeFrom="page">
                   <ns4:pctWidth>0</ns4:pctWidth>
                 </ns4:sizeRelH>
@@ -7292,7 +7292,7 @@
                 <w:sz w:val="20"/>
                 <w:szCs w:val="20"/>
               </w:rPr>
-              <w:t>ОИ</w:t>
+              <w:t xml:space="preserve">ДИ1</w:t>
             </w:r>
             <w:proofErr w:type="gramStart"/>
             <w:r>
@@ -7301,7 +7301,7 @@
                 <w:sz w:val="20"/>
                 <w:szCs w:val="20"/>
               </w:rPr>
-              <w:t>2</w:t>
+              <w:t/>
             </w:r>
             <w:proofErr w:type="gramEnd"/>
           </w:p>
@@ -7331,7 +7331,7 @@
                 <w:sz w:val="20"/>
                 <w:szCs w:val="20"/>
               </w:rPr>
-              <w:t xml:space="preserve">ДИ 1, с. 165-180</w:t>
+              <w:t xml:space="preserve">с. 165-180</w:t>
             </w:r>
           </w:p>
         </w:tc>
@@ -20813,7 +20813,7 @@
                 <w:sz w:val="20"/>
                 <w:szCs w:val="20"/>
               </w:rPr>
-              <w:t>ОИ</w:t>
+              <w:t xml:space="preserve">ОИ3</w:t>
             </w:r>
             <w:proofErr w:type="gramStart"/>
             <w:r>
@@ -20822,7 +20822,7 @@
                 <w:sz w:val="20"/>
                 <w:szCs w:val="20"/>
               </w:rPr>
-              <w:t>2</w:t>
+              <w:t/>
             </w:r>
             <w:proofErr w:type="gramEnd"/>
           </w:p>
@@ -20854,7 +20854,7 @@
                 <w:sz w:val="20"/>
                 <w:szCs w:val="20"/>
               </w:rPr>
-              <w:t xml:space="preserve">ОИ 3, с. 208-222</w:t>
+              <w:t xml:space="preserve">с. 208-222</w:t>
             </w:r>
           </w:p>
         </w:tc>
@@ -21166,7 +21166,7 @@
                 <w:sz w:val="20"/>
                 <w:szCs w:val="20"/>
               </w:rPr>
-              <w:t>ОИ</w:t>
+              <w:t xml:space="preserve">ОИ3</w:t>
             </w:r>
             <w:proofErr w:type="gramStart"/>
             <w:r>
@@ -21175,7 +21175,7 @@
                 <w:sz w:val="20"/>
                 <w:szCs w:val="20"/>
               </w:rPr>
-              <w:t>2</w:t>
+              <w:t/>
             </w:r>
             <w:proofErr w:type="gramEnd"/>
           </w:p>
@@ -21207,7 +21207,7 @@
                 <w:sz w:val="20"/>
                 <w:szCs w:val="20"/>
               </w:rPr>
-              <w:t xml:space="preserve">ОИ 3, с. 223-237</w:t>
+              <w:t xml:space="preserve">с. 223-237</w:t>
             </w:r>
           </w:p>
         </w:tc>
@@ -21500,7 +21500,7 @@
                 <w:sz w:val="20"/>
                 <w:szCs w:val="20"/>
               </w:rPr>
-              <w:t>ОИ</w:t>
+              <w:t xml:space="preserve">ОИ3</w:t>
             </w:r>
             <w:proofErr w:type="gramStart"/>
             <w:r>
@@ -21509,7 +21509,7 @@
                 <w:sz w:val="20"/>
                 <w:szCs w:val="20"/>
               </w:rPr>
-              <w:t>2</w:t>
+              <w:t/>
             </w:r>
             <w:proofErr w:type="gramEnd"/>
           </w:p>
@@ -21541,7 +21541,7 @@
                 <w:sz w:val="20"/>
                 <w:szCs w:val="20"/>
               </w:rPr>
-              <w:t xml:space="preserve">ОИ 3, с. 238-252</w:t>
+              <w:t xml:space="preserve">с. 238-252</w:t>
             </w:r>
           </w:p>
         </w:tc>
@@ -24837,7 +24837,7 @@
                 <w:sz w:val="20"/>
                 <w:szCs w:val="20"/>
               </w:rPr>
-              <w:t>ОИ</w:t>
+              <w:t xml:space="preserve">ОИ4</w:t>
             </w:r>
             <w:proofErr w:type="gramStart"/>
             <w:r>
@@ -24846,7 +24846,7 @@
                 <w:sz w:val="20"/>
                 <w:szCs w:val="20"/>
               </w:rPr>
-              <w:t>2</w:t>
+              <w:t/>
             </w:r>
             <w:proofErr w:type="gramEnd"/>
           </w:p>
@@ -24876,7 +24876,7 @@
                 <w:sz w:val="20"/>
                 <w:szCs w:val="20"/>
               </w:rPr>
-              <w:t xml:space="preserve">ОИ 4, с. 212-232</w:t>
+              <w:t xml:space="preserve">с. 212-232</w:t>
             </w:r>
           </w:p>
         </w:tc>
@@ -25159,7 +25159,7 @@
                 <w:sz w:val="20"/>
                 <w:szCs w:val="20"/>
               </w:rPr>
-              <w:t>ОИ</w:t>
+              <w:t xml:space="preserve">ОИ4</w:t>
             </w:r>
             <w:proofErr w:type="gramStart"/>
             <w:r>
@@ -25168,7 +25168,7 @@
                 <w:sz w:val="20"/>
                 <w:szCs w:val="20"/>
               </w:rPr>
-              <w:t>2</w:t>
+              <w:t/>
             </w:r>
             <w:proofErr w:type="gramEnd"/>
           </w:p>
@@ -25198,7 +25198,7 @@
                 <w:sz w:val="20"/>
                 <w:szCs w:val="20"/>
               </w:rPr>
-              <w:t xml:space="preserve">ОИ 4, с. 232-267</w:t>
+              <w:t xml:space="preserve">с. 232-267</w:t>
             </w:r>
           </w:p>
         </w:tc>
@@ -25461,7 +25461,7 @@
                 <w:sz w:val="20"/>
                 <w:szCs w:val="20"/>
               </w:rPr>
-              <w:t>ОИ</w:t>
+              <w:t xml:space="preserve">ОИ4</w:t>
             </w:r>
             <w:proofErr w:type="gramStart"/>
             <w:r>
@@ -25470,7 +25470,7 @@
                 <w:sz w:val="20"/>
                 <w:szCs w:val="20"/>
               </w:rPr>
-              <w:t>2</w:t>
+              <w:t/>
             </w:r>
             <w:proofErr w:type="gramEnd"/>
           </w:p>
@@ -25500,7 +25500,7 @@
                 <w:sz w:val="20"/>
                 <w:szCs w:val="20"/>
               </w:rPr>
-              <w:t xml:space="preserve">ОИ 4, с. 267-310</w:t>
+              <w:t xml:space="preserve">с. 267-310</w:t>
             </w:r>
           </w:p>
         </w:tc>
